--- a/Estructuras Clases.docx
+++ b/Estructuras Clases.docx
@@ -272,9 +272,14 @@
       <w:r>
         <w:t xml:space="preserve">Filtrar: </w:t>
       </w:r>
-      <w:proofErr w:type="gramStart"/>
-      <w:r>
-        <w:t>filter(</w:t>
+      <w:proofErr w:type="spellStart"/>
+      <w:proofErr w:type="gramStart"/>
+      <w:r>
+        <w:t>filter</w:t>
+      </w:r>
+      <w:proofErr w:type="spellEnd"/>
+      <w:r>
+        <w:t>(</w:t>
       </w:r>
       <w:proofErr w:type="gramEnd"/>
       <w:r>
@@ -1074,12 +1079,457 @@
     </w:p>
     <w:p>
       <w:pPr>
-        <w:rPr>
-          <w:b/>
-          <w:bCs/>
-        </w:rPr>
-      </w:pPr>
-    </w:p>
+        <w:pStyle w:val="Ttulo1"/>
+      </w:pPr>
+      <w:r>
+        <w:t>Clase 3</w:t>
+      </w:r>
+    </w:p>
+    <w:p>
+      <w:pPr>
+        <w:pStyle w:val="Ttulo2"/>
+      </w:pPr>
+      <w:r>
+        <w:t>Introducción a ggplot2</w:t>
+      </w:r>
+    </w:p>
+    <w:p>
+      <w:pPr>
+        <w:pStyle w:val="Prrafodelista"/>
+        <w:numPr>
+          <w:ilvl w:val="0"/>
+          <w:numId w:val="2"/>
+        </w:numPr>
+      </w:pPr>
+      <w:r>
+        <w:t>Importancia de la visualización</w:t>
+      </w:r>
+    </w:p>
+    <w:p>
+      <w:pPr>
+        <w:pStyle w:val="Prrafodelista"/>
+        <w:numPr>
+          <w:ilvl w:val="0"/>
+          <w:numId w:val="2"/>
+        </w:numPr>
+      </w:pPr>
+      <w:r>
+        <w:t xml:space="preserve">Cuarteto de </w:t>
+      </w:r>
+      <w:proofErr w:type="spellStart"/>
+      <w:r>
+        <w:t>anscombe</w:t>
+      </w:r>
+      <w:proofErr w:type="spellEnd"/>
+    </w:p>
+    <w:p>
+      <w:pPr>
+        <w:pStyle w:val="Prrafodelista"/>
+        <w:numPr>
+          <w:ilvl w:val="0"/>
+          <w:numId w:val="2"/>
+        </w:numPr>
+      </w:pPr>
+      <w:proofErr w:type="gramStart"/>
+      <w:r>
+        <w:t>Errores a evitar</w:t>
+      </w:r>
+      <w:proofErr w:type="gramEnd"/>
+    </w:p>
+    <w:p>
+      <w:pPr>
+        <w:pStyle w:val="Prrafodelista"/>
+        <w:numPr>
+          <w:ilvl w:val="0"/>
+          <w:numId w:val="2"/>
+        </w:numPr>
+      </w:pPr>
+      <w:r>
+        <w:t xml:space="preserve">Elementos del gramar </w:t>
+      </w:r>
+      <w:proofErr w:type="spellStart"/>
+      <w:r>
+        <w:t>of</w:t>
+      </w:r>
+      <w:proofErr w:type="spellEnd"/>
+      <w:r>
+        <w:t xml:space="preserve"> </w:t>
+      </w:r>
+      <w:proofErr w:type="spellStart"/>
+      <w:r>
+        <w:t>graphics</w:t>
+      </w:r>
+      <w:proofErr w:type="spellEnd"/>
+      <w:r>
+        <w:t xml:space="preserve">: data, aes, </w:t>
+      </w:r>
+      <w:proofErr w:type="spellStart"/>
+      <w:r>
+        <w:t>geom</w:t>
+      </w:r>
+      <w:proofErr w:type="spellEnd"/>
+      <w:r>
+        <w:t>, etc.</w:t>
+      </w:r>
+    </w:p>
+    <w:p>
+      <w:pPr>
+        <w:pStyle w:val="Ttulo2"/>
+      </w:pPr>
+      <w:r>
+        <w:t xml:space="preserve">Aplicaciones de ggplot2: </w:t>
+      </w:r>
+      <w:proofErr w:type="spellStart"/>
+      <w:r>
+        <w:t>geom</w:t>
+      </w:r>
+      <w:proofErr w:type="spellEnd"/>
+    </w:p>
+    <w:p>
+      <w:pPr>
+        <w:pStyle w:val="Prrafodelista"/>
+        <w:numPr>
+          <w:ilvl w:val="0"/>
+          <w:numId w:val="2"/>
+        </w:numPr>
+      </w:pPr>
+      <w:r>
+        <w:t xml:space="preserve">Barras para datos categóricos: </w:t>
+      </w:r>
+      <w:proofErr w:type="spellStart"/>
+      <w:r>
+        <w:t>geom_</w:t>
+      </w:r>
+      <w:proofErr w:type="gramStart"/>
+      <w:r>
+        <w:t>bar</w:t>
+      </w:r>
+      <w:proofErr w:type="spellEnd"/>
+      <w:r>
+        <w:t>(</w:t>
+      </w:r>
+      <w:proofErr w:type="gramEnd"/>
+      <w:r>
+        <w:t>)</w:t>
+      </w:r>
+    </w:p>
+    <w:p>
+      <w:pPr>
+        <w:pStyle w:val="Prrafodelista"/>
+        <w:numPr>
+          <w:ilvl w:val="0"/>
+          <w:numId w:val="2"/>
+        </w:numPr>
+      </w:pPr>
+      <w:r>
+        <w:t xml:space="preserve">Distribuciones: </w:t>
+      </w:r>
+      <w:proofErr w:type="spellStart"/>
+      <w:r>
+        <w:t>geom_</w:t>
+      </w:r>
+      <w:proofErr w:type="gramStart"/>
+      <w:r>
+        <w:t>histogram</w:t>
+      </w:r>
+      <w:proofErr w:type="spellEnd"/>
+      <w:r>
+        <w:t>(</w:t>
+      </w:r>
+      <w:proofErr w:type="gramEnd"/>
+      <w:r>
+        <w:t xml:space="preserve">), </w:t>
+      </w:r>
+      <w:proofErr w:type="spellStart"/>
+      <w:r>
+        <w:t>geom_</w:t>
+      </w:r>
+      <w:proofErr w:type="gramStart"/>
+      <w:r>
+        <w:t>density</w:t>
+      </w:r>
+      <w:proofErr w:type="spellEnd"/>
+      <w:r>
+        <w:t>(</w:t>
+      </w:r>
+      <w:proofErr w:type="gramEnd"/>
+      <w:r>
+        <w:t xml:space="preserve">) y </w:t>
+      </w:r>
+      <w:proofErr w:type="spellStart"/>
+      <w:r>
+        <w:t>geom_</w:t>
+      </w:r>
+      <w:proofErr w:type="gramStart"/>
+      <w:r>
+        <w:t>boxplot</w:t>
+      </w:r>
+      <w:proofErr w:type="spellEnd"/>
+      <w:r>
+        <w:t>(</w:t>
+      </w:r>
+      <w:proofErr w:type="gramEnd"/>
+      <w:r>
+        <w:t>)</w:t>
+      </w:r>
+    </w:p>
+    <w:p>
+      <w:pPr>
+        <w:pStyle w:val="Prrafodelista"/>
+        <w:numPr>
+          <w:ilvl w:val="0"/>
+          <w:numId w:val="2"/>
+        </w:numPr>
+      </w:pPr>
+      <w:r>
+        <w:t xml:space="preserve">Columnas numéricas: </w:t>
+      </w:r>
+      <w:proofErr w:type="spellStart"/>
+      <w:r>
+        <w:t>geom_</w:t>
+      </w:r>
+      <w:proofErr w:type="gramStart"/>
+      <w:r>
+        <w:t>col</w:t>
+      </w:r>
+      <w:proofErr w:type="spellEnd"/>
+      <w:r>
+        <w:t>(</w:t>
+      </w:r>
+      <w:proofErr w:type="gramEnd"/>
+      <w:r>
+        <w:t>)</w:t>
+      </w:r>
+    </w:p>
+    <w:p>
+      <w:pPr>
+        <w:pStyle w:val="Prrafodelista"/>
+        <w:numPr>
+          <w:ilvl w:val="0"/>
+          <w:numId w:val="2"/>
+        </w:numPr>
+      </w:pPr>
+      <w:r>
+        <w:t xml:space="preserve">Series de tiempo: </w:t>
+      </w:r>
+      <w:proofErr w:type="spellStart"/>
+      <w:r>
+        <w:t>geom_</w:t>
+      </w:r>
+      <w:proofErr w:type="gramStart"/>
+      <w:r>
+        <w:t>line</w:t>
+      </w:r>
+      <w:proofErr w:type="spellEnd"/>
+      <w:r>
+        <w:t>(</w:t>
+      </w:r>
+      <w:proofErr w:type="gramEnd"/>
+      <w:r>
+        <w:t>)</w:t>
+      </w:r>
+    </w:p>
+    <w:p>
+      <w:pPr>
+        <w:pStyle w:val="Prrafodelista"/>
+        <w:numPr>
+          <w:ilvl w:val="0"/>
+          <w:numId w:val="2"/>
+        </w:numPr>
+      </w:pPr>
+      <w:proofErr w:type="spellStart"/>
+      <w:r>
+        <w:t>Scatterplots</w:t>
+      </w:r>
+      <w:proofErr w:type="spellEnd"/>
+      <w:r>
+        <w:t xml:space="preserve">: </w:t>
+      </w:r>
+      <w:proofErr w:type="spellStart"/>
+      <w:r>
+        <w:t>geom_</w:t>
+      </w:r>
+      <w:proofErr w:type="gramStart"/>
+      <w:r>
+        <w:t>point</w:t>
+      </w:r>
+      <w:proofErr w:type="spellEnd"/>
+      <w:r>
+        <w:t>(</w:t>
+      </w:r>
+      <w:proofErr w:type="gramEnd"/>
+      <w:r>
+        <w:t>)</w:t>
+      </w:r>
+    </w:p>
+    <w:p>
+      <w:pPr>
+        <w:pStyle w:val="Ttulo2"/>
+      </w:pPr>
+      <w:r>
+        <w:t>Controlando elementos de un gráfico:</w:t>
+      </w:r>
+    </w:p>
+    <w:p>
+      <w:pPr>
+        <w:pStyle w:val="Prrafodelista"/>
+        <w:numPr>
+          <w:ilvl w:val="0"/>
+          <w:numId w:val="2"/>
+        </w:numPr>
+      </w:pPr>
+      <w:r>
+        <w:t xml:space="preserve">Etiquetas: </w:t>
+      </w:r>
+      <w:proofErr w:type="spellStart"/>
+      <w:proofErr w:type="gramStart"/>
+      <w:r>
+        <w:t>labs</w:t>
+      </w:r>
+      <w:proofErr w:type="spellEnd"/>
+      <w:r>
+        <w:t>(</w:t>
+      </w:r>
+      <w:proofErr w:type="gramEnd"/>
+      <w:r>
+        <w:t>)</w:t>
+      </w:r>
+    </w:p>
+    <w:p>
+      <w:pPr>
+        <w:pStyle w:val="Prrafodelista"/>
+        <w:numPr>
+          <w:ilvl w:val="0"/>
+          <w:numId w:val="2"/>
+        </w:numPr>
+      </w:pPr>
+      <w:r>
+        <w:t xml:space="preserve">Escalas: </w:t>
+      </w:r>
+      <w:proofErr w:type="spellStart"/>
+      <w:r>
+        <w:t>scale_y_</w:t>
+      </w:r>
+      <w:proofErr w:type="gramStart"/>
+      <w:r>
+        <w:t>date</w:t>
+      </w:r>
+      <w:proofErr w:type="spellEnd"/>
+      <w:r>
+        <w:t>(</w:t>
+      </w:r>
+      <w:proofErr w:type="gramEnd"/>
+      <w:r>
+        <w:t>)</w:t>
+      </w:r>
+      <w:r>
+        <w:t xml:space="preserve"> + </w:t>
+      </w:r>
+      <w:proofErr w:type="spellStart"/>
+      <w:r>
+        <w:t>scale_y_</w:t>
+      </w:r>
+      <w:proofErr w:type="gramStart"/>
+      <w:r>
+        <w:t>con</w:t>
+      </w:r>
+      <w:r>
+        <w:t>tinuous</w:t>
+      </w:r>
+      <w:proofErr w:type="spellEnd"/>
+      <w:r>
+        <w:t>(</w:t>
+      </w:r>
+      <w:proofErr w:type="gramEnd"/>
+      <w:r>
+        <w:t>)</w:t>
+      </w:r>
+    </w:p>
+    <w:p>
+      <w:pPr>
+        <w:pStyle w:val="Prrafodelista"/>
+        <w:numPr>
+          <w:ilvl w:val="0"/>
+          <w:numId w:val="2"/>
+        </w:numPr>
+      </w:pPr>
+      <w:proofErr w:type="spellStart"/>
+      <w:r>
+        <w:t>Themes</w:t>
+      </w:r>
+      <w:proofErr w:type="spellEnd"/>
+      <w:r>
+        <w:t xml:space="preserve">: </w:t>
+      </w:r>
+      <w:proofErr w:type="spellStart"/>
+      <w:r>
+        <w:t>theme_</w:t>
+      </w:r>
+      <w:proofErr w:type="gramStart"/>
+      <w:r>
+        <w:t>minimal</w:t>
+      </w:r>
+      <w:proofErr w:type="spellEnd"/>
+      <w:r>
+        <w:t>(</w:t>
+      </w:r>
+      <w:proofErr w:type="gramEnd"/>
+      <w:r>
+        <w:t xml:space="preserve">) </w:t>
+      </w:r>
+    </w:p>
+    <w:p>
+      <w:pPr>
+        <w:pStyle w:val="Ttulo2"/>
+      </w:pPr>
+      <w:r>
+        <w:t>Extensiones</w:t>
+      </w:r>
+    </w:p>
+    <w:p>
+      <w:pPr>
+        <w:pStyle w:val="Prrafodelista"/>
+        <w:numPr>
+          <w:ilvl w:val="0"/>
+          <w:numId w:val="2"/>
+        </w:numPr>
+      </w:pPr>
+      <w:r>
+        <w:t xml:space="preserve">Resaltar objetos con </w:t>
+      </w:r>
+      <w:proofErr w:type="spellStart"/>
+      <w:r>
+        <w:t>gghighlight</w:t>
+      </w:r>
+      <w:proofErr w:type="spellEnd"/>
+    </w:p>
+    <w:p>
+      <w:pPr>
+        <w:pStyle w:val="Prrafodelista"/>
+        <w:numPr>
+          <w:ilvl w:val="0"/>
+          <w:numId w:val="2"/>
+        </w:numPr>
+      </w:pPr>
+      <w:proofErr w:type="spellStart"/>
+      <w:r>
+        <w:t>Heatmaps</w:t>
+      </w:r>
+      <w:proofErr w:type="spellEnd"/>
+    </w:p>
+    <w:p>
+      <w:pPr>
+        <w:pStyle w:val="Prrafodelista"/>
+        <w:numPr>
+          <w:ilvl w:val="0"/>
+          <w:numId w:val="2"/>
+        </w:numPr>
+      </w:pPr>
+      <w:r>
+        <w:t>Mapas geográficos</w:t>
+      </w:r>
+    </w:p>
+    <w:p/>
     <w:sectPr>
       <w:pgSz w:w="11906" w:h="16838"/>
       <w:pgMar w:top="1417" w:right="1701" w:bottom="1417" w:left="1701" w:header="708" w:footer="708" w:gutter="0"/>

--- a/Estructuras Clases.docx
+++ b/Estructuras Clases.docx
@@ -1530,6 +1530,652 @@
       </w:r>
     </w:p>
     <w:p/>
+    <w:p>
+      <w:pPr>
+        <w:pStyle w:val="Ttulo1"/>
+      </w:pPr>
+      <w:r>
+        <w:t>Clase 6</w:t>
+      </w:r>
+    </w:p>
+    <w:p>
+      <w:pPr>
+        <w:pStyle w:val="Ttulo2"/>
+      </w:pPr>
+      <w:r>
+        <w:t>Bloque 1</w:t>
+      </w:r>
+    </w:p>
+    <w:p>
+      <w:pPr>
+        <w:pStyle w:val="Prrafodelista"/>
+        <w:numPr>
+          <w:ilvl w:val="0"/>
+          <w:numId w:val="2"/>
+        </w:numPr>
+      </w:pPr>
+      <w:r>
+        <w:t>Introducción a la econometría: Qué es, tipos de datos y preguntas que ayuda a responder</w:t>
+      </w:r>
+    </w:p>
+    <w:p>
+      <w:pPr>
+        <w:pStyle w:val="Prrafodelista"/>
+        <w:numPr>
+          <w:ilvl w:val="0"/>
+          <w:numId w:val="2"/>
+        </w:numPr>
+      </w:pPr>
+      <w:r>
+        <w:t>Explicación de MCO y por qué se escoge esta recta de ajuste y no otra</w:t>
+      </w:r>
+    </w:p>
+    <w:p>
+      <w:pPr>
+        <w:pStyle w:val="Prrafodelista"/>
+        <w:numPr>
+          <w:ilvl w:val="0"/>
+          <w:numId w:val="2"/>
+        </w:numPr>
+      </w:pPr>
+      <w:r>
+        <w:t xml:space="preserve">Modelo de Regresión Lineal Simple: Fórmula de los parámetros e implementación en R con </w:t>
+      </w:r>
+      <w:proofErr w:type="gramStart"/>
+      <w:r>
+        <w:t>lm(</w:t>
+      </w:r>
+      <w:proofErr w:type="gramEnd"/>
+      <w:r>
+        <w:t>)</w:t>
+      </w:r>
+    </w:p>
+    <w:p>
+      <w:pPr>
+        <w:pStyle w:val="Ttulo2"/>
+      </w:pPr>
+      <w:r>
+        <w:lastRenderedPageBreak/>
+        <w:t>Bloque 2</w:t>
+      </w:r>
+    </w:p>
+    <w:p>
+      <w:pPr>
+        <w:pStyle w:val="Prrafodelista"/>
+        <w:numPr>
+          <w:ilvl w:val="0"/>
+          <w:numId w:val="2"/>
+        </w:numPr>
+      </w:pPr>
+      <w:r>
+        <w:t xml:space="preserve">Modelo de Regresión Lineal Simple: Fórmula de los parámetros e implementación en R con </w:t>
+      </w:r>
+      <w:proofErr w:type="gramStart"/>
+      <w:r>
+        <w:t>lm(</w:t>
+      </w:r>
+      <w:proofErr w:type="gramEnd"/>
+      <w:r>
+        <w:t>)</w:t>
+      </w:r>
+    </w:p>
+    <w:p>
+      <w:pPr>
+        <w:pStyle w:val="Prrafodelista"/>
+        <w:numPr>
+          <w:ilvl w:val="0"/>
+          <w:numId w:val="2"/>
+        </w:numPr>
+      </w:pPr>
+      <w:r>
+        <w:t xml:space="preserve">Uso de funciones </w:t>
+      </w:r>
+      <w:proofErr w:type="spellStart"/>
+      <w:proofErr w:type="gramStart"/>
+      <w:r>
+        <w:t>summary</w:t>
+      </w:r>
+      <w:proofErr w:type="spellEnd"/>
+      <w:r>
+        <w:t>(</w:t>
+      </w:r>
+      <w:proofErr w:type="gramEnd"/>
+      <w:r>
+        <w:t xml:space="preserve">), </w:t>
+      </w:r>
+      <w:proofErr w:type="spellStart"/>
+      <w:proofErr w:type="gramStart"/>
+      <w:r>
+        <w:t>tidy</w:t>
+      </w:r>
+      <w:proofErr w:type="spellEnd"/>
+      <w:r>
+        <w:t>(</w:t>
+      </w:r>
+      <w:proofErr w:type="gramEnd"/>
+      <w:r>
+        <w:t xml:space="preserve">), </w:t>
+      </w:r>
+      <w:proofErr w:type="spellStart"/>
+      <w:proofErr w:type="gramStart"/>
+      <w:r>
+        <w:t>glance</w:t>
+      </w:r>
+      <w:proofErr w:type="spellEnd"/>
+      <w:r>
+        <w:t>(</w:t>
+      </w:r>
+      <w:proofErr w:type="gramEnd"/>
+      <w:r>
+        <w:t xml:space="preserve">) y </w:t>
+      </w:r>
+      <w:proofErr w:type="spellStart"/>
+      <w:r>
+        <w:t>get_regression_</w:t>
+      </w:r>
+      <w:proofErr w:type="gramStart"/>
+      <w:r>
+        <w:t>table</w:t>
+      </w:r>
+      <w:proofErr w:type="spellEnd"/>
+      <w:r>
+        <w:t>(</w:t>
+      </w:r>
+      <w:proofErr w:type="gramEnd"/>
+      <w:r>
+        <w:t>) para obtener resultad</w:t>
+      </w:r>
+      <w:r>
+        <w:t>os de la regresión.</w:t>
+      </w:r>
+    </w:p>
+    <w:p>
+      <w:pPr>
+        <w:pStyle w:val="Prrafodelista"/>
+        <w:numPr>
+          <w:ilvl w:val="0"/>
+          <w:numId w:val="2"/>
+        </w:numPr>
+        <w:rPr>
+          <w:lang w:val="en-US"/>
+        </w:rPr>
+      </w:pPr>
+      <w:r>
+        <w:t xml:space="preserve">Interpretación de resultados: </w:t>
+      </w:r>
+      <w:proofErr w:type="spellStart"/>
+      <w:r>
+        <w:t>estimate</w:t>
+      </w:r>
+      <w:proofErr w:type="spellEnd"/>
+      <w:r>
+        <w:t xml:space="preserve">, </w:t>
+      </w:r>
+      <w:proofErr w:type="spellStart"/>
+      <w:r>
+        <w:t>std</w:t>
+      </w:r>
+      <w:proofErr w:type="spellEnd"/>
+      <w:r>
+        <w:t xml:space="preserve">. </w:t>
+      </w:r>
+      <w:r>
+        <w:rPr>
+          <w:lang w:val="en-US"/>
+        </w:rPr>
+        <w:t>Error, t value, p-value</w:t>
+      </w:r>
+      <w:r>
+        <w:rPr>
+          <w:lang w:val="en-US"/>
+        </w:rPr>
+        <w:t xml:space="preserve"> e IC.</w:t>
+      </w:r>
+    </w:p>
+    <w:p>
+      <w:pPr>
+        <w:pStyle w:val="Prrafodelista"/>
+        <w:numPr>
+          <w:ilvl w:val="0"/>
+          <w:numId w:val="2"/>
+        </w:numPr>
+      </w:pPr>
+      <w:r>
+        <w:t>Transformaciones funcionales y su i</w:t>
+      </w:r>
+      <w:r>
+        <w:t>nterpretación: nivel-nivel, log-nivel, nivel-log y log-log.</w:t>
+      </w:r>
+    </w:p>
+    <w:p>
+      <w:pPr>
+        <w:pStyle w:val="Ttulo2"/>
+      </w:pPr>
+      <w:r>
+        <w:t>Bloque 3</w:t>
+      </w:r>
+    </w:p>
+    <w:p>
+      <w:pPr>
+        <w:pStyle w:val="Prrafodelista"/>
+        <w:numPr>
+          <w:ilvl w:val="0"/>
+          <w:numId w:val="2"/>
+        </w:numPr>
+      </w:pPr>
+      <w:r>
+        <w:t>Bondad de ajuste: R</w:t>
+      </w:r>
+      <w:r>
+        <w:rPr>
+          <w:vertAlign w:val="superscript"/>
+        </w:rPr>
+        <w:t xml:space="preserve">2 </w:t>
+      </w:r>
+      <w:r>
+        <w:t>y cálculo mediante fórmula, STC = SEC + SRC</w:t>
+      </w:r>
+    </w:p>
+    <w:p>
+      <w:pPr>
+        <w:pStyle w:val="Prrafodelista"/>
+        <w:numPr>
+          <w:ilvl w:val="0"/>
+          <w:numId w:val="2"/>
+        </w:numPr>
+      </w:pPr>
+      <w:r>
+        <w:t xml:space="preserve">Teorema de gauss </w:t>
+      </w:r>
+      <w:proofErr w:type="spellStart"/>
+      <w:r>
+        <w:t>markov</w:t>
+      </w:r>
+      <w:proofErr w:type="spellEnd"/>
+    </w:p>
+    <w:p>
+      <w:pPr>
+        <w:pStyle w:val="Prrafodelista"/>
+        <w:numPr>
+          <w:ilvl w:val="0"/>
+          <w:numId w:val="2"/>
+        </w:numPr>
+      </w:pPr>
+      <w:r>
+        <w:t>Ejercicio Grupal</w:t>
+      </w:r>
+    </w:p>
+    <w:p>
+      <w:pPr>
+        <w:pStyle w:val="Prrafodelista"/>
+        <w:numPr>
+          <w:ilvl w:val="0"/>
+          <w:numId w:val="2"/>
+        </w:numPr>
+      </w:pPr>
+      <w:r>
+        <w:t xml:space="preserve">Correlación </w:t>
+      </w:r>
+      <m:oMath>
+        <m:r>
+          <w:rPr>
+            <w:rFonts w:ascii="Cambria Math" w:hAnsi="Cambria Math"/>
+          </w:rPr>
+          <m:t>≠</m:t>
+        </m:r>
+      </m:oMath>
+      <w:r>
+        <w:rPr>
+          <w:rFonts w:eastAsiaTheme="minorEastAsia"/>
+        </w:rPr>
+        <w:t xml:space="preserve"> causalidad.</w:t>
+      </w:r>
+    </w:p>
+    <w:p>
+      <w:pPr>
+        <w:pStyle w:val="Ttulo2"/>
+      </w:pPr>
+      <w:r>
+        <w:t>Cambios sugeridos</w:t>
+      </w:r>
+    </w:p>
+    <w:p>
+      <w:r>
+        <w:t xml:space="preserve">Utilizando el capítulo 2 del </w:t>
+      </w:r>
+      <w:proofErr w:type="spellStart"/>
+      <w:r>
+        <w:t>wooldridge</w:t>
+      </w:r>
+      <w:proofErr w:type="spellEnd"/>
+      <w:r>
+        <w:t xml:space="preserve">, me gustaría que corrigieras lo que llevo de la clase 6 para incorporar los siguientes cambios: </w:t>
+      </w:r>
+    </w:p>
+    <w:p>
+      <w:r>
+        <w:t xml:space="preserve">* Una mejora a la explicación de la interpretación de los coeficientes con las combinaciones de log-log, log-nivel, nivel-log y nivel-nivel en base a otro </w:t>
+      </w:r>
+      <w:proofErr w:type="spellStart"/>
+      <w:r>
+        <w:t>dataset</w:t>
+      </w:r>
+      <w:proofErr w:type="spellEnd"/>
+      <w:r>
+        <w:t xml:space="preserve"> de </w:t>
+      </w:r>
+      <w:proofErr w:type="spellStart"/>
+      <w:r>
+        <w:t>wooldridge</w:t>
+      </w:r>
+      <w:proofErr w:type="spellEnd"/>
+      <w:r>
+        <w:t xml:space="preserve"> o que </w:t>
+      </w:r>
+      <w:proofErr w:type="spellStart"/>
+      <w:r>
+        <w:t>aprezca</w:t>
+      </w:r>
+      <w:proofErr w:type="spellEnd"/>
+      <w:r>
+        <w:t xml:space="preserve"> literal en el libro que no sea CEO </w:t>
+      </w:r>
+      <w:proofErr w:type="spellStart"/>
+      <w:r>
+        <w:t>salary</w:t>
+      </w:r>
+      <w:proofErr w:type="spellEnd"/>
+      <w:r>
+        <w:t xml:space="preserve"> ya que los valores tienen muchos decimales y son pequeños.</w:t>
+      </w:r>
+    </w:p>
+    <w:p>
+      <w:r>
+        <w:t xml:space="preserve">* Mejorar la parte de inferencia causal y resumirla en menos láminas. Hay un error al decir que lo único que falta para hacer inferencia causal es que no se viole el supuesto de media condicional 0, ya que en verdad lo que se necesita es poder construir correctamente un contrafactual. Los ejemplos van bien </w:t>
+      </w:r>
+      <w:proofErr w:type="gramStart"/>
+      <w:r>
+        <w:t>encaminados</w:t>
+      </w:r>
+      <w:proofErr w:type="gramEnd"/>
+      <w:r>
+        <w:t xml:space="preserve"> pero </w:t>
+      </w:r>
+      <w:proofErr w:type="spellStart"/>
+      <w:r>
+        <w:t>aun</w:t>
+      </w:r>
+      <w:proofErr w:type="spellEnd"/>
+      <w:r>
+        <w:t xml:space="preserve"> son muy burdos y no se logran desarrollar mucho. Prefiero dejar establecido el punto de que para inferencia causal se requiere construir </w:t>
+      </w:r>
+      <w:proofErr w:type="spellStart"/>
+      <w:r>
+        <w:t>correctamnete</w:t>
+      </w:r>
+      <w:proofErr w:type="spellEnd"/>
+      <w:r>
+        <w:t xml:space="preserve"> el contrafactual. Además, si decides poner una imagen, ocupa </w:t>
+      </w:r>
+      <w:proofErr w:type="spellStart"/>
+      <w:r>
+        <w:t>ggdag</w:t>
+      </w:r>
+      <w:proofErr w:type="spellEnd"/>
+      <w:r>
+        <w:t xml:space="preserve"> y no </w:t>
+      </w:r>
+      <w:proofErr w:type="spellStart"/>
+      <w:r>
+        <w:t>ggplot</w:t>
+      </w:r>
+      <w:proofErr w:type="spellEnd"/>
+      <w:r>
+        <w:t xml:space="preserve"> normal porque es muy extenso y feo. </w:t>
+      </w:r>
+    </w:p>
+    <w:p>
+      <w:r>
+        <w:t xml:space="preserve">* Por último, revisa la clase y hazme comentarios de qué puedo ajustar para cumplir con todos los objetivos de la clase </w:t>
+      </w:r>
+      <w:proofErr w:type="spellStart"/>
+      <w:r>
+        <w:t>segun</w:t>
+      </w:r>
+      <w:proofErr w:type="spellEnd"/>
+      <w:r>
+        <w:t xml:space="preserve"> el programa, además de que asegurar de que sea entendible y </w:t>
+      </w:r>
+      <w:proofErr w:type="spellStart"/>
+      <w:r>
+        <w:t>snecila</w:t>
+      </w:r>
+      <w:proofErr w:type="spellEnd"/>
+      <w:r>
+        <w:t xml:space="preserve"> para el nivel del diplomado</w:t>
+      </w:r>
+    </w:p>
+    <w:p/>
+    <w:p>
+      <w:pPr>
+        <w:pStyle w:val="Ttulo1"/>
+      </w:pPr>
+      <w:r>
+        <w:lastRenderedPageBreak/>
+        <w:t>Clase 7</w:t>
+      </w:r>
+    </w:p>
+    <w:p>
+      <w:pPr>
+        <w:pStyle w:val="Ttulo2"/>
+      </w:pPr>
+      <w:r>
+        <w:t>Bloque 1</w:t>
+      </w:r>
+    </w:p>
+    <w:p>
+      <w:pPr>
+        <w:pStyle w:val="Prrafodelista"/>
+        <w:numPr>
+          <w:ilvl w:val="0"/>
+          <w:numId w:val="2"/>
+        </w:numPr>
+      </w:pPr>
+      <w:r>
+        <w:t>Regresión simple con variables cualitativas</w:t>
+      </w:r>
+      <w:r>
+        <w:t xml:space="preserve"> sin interacción</w:t>
+      </w:r>
+      <w:r>
+        <w:t xml:space="preserve"> (</w:t>
+      </w:r>
+      <w:proofErr w:type="spellStart"/>
+      <w:r>
+        <w:t>female</w:t>
+      </w:r>
+      <w:proofErr w:type="spellEnd"/>
+      <w:r>
+        <w:t xml:space="preserve"> de wage1) y </w:t>
+      </w:r>
+      <w:r>
+        <w:t xml:space="preserve">Uso de </w:t>
+      </w:r>
+      <w:proofErr w:type="spellStart"/>
+      <w:r>
+        <w:t>geom_parallel_</w:t>
+      </w:r>
+      <w:proofErr w:type="gramStart"/>
+      <w:r>
+        <w:t>slopes</w:t>
+      </w:r>
+      <w:proofErr w:type="spellEnd"/>
+      <w:r>
+        <w:t>(</w:t>
+      </w:r>
+      <w:proofErr w:type="gramEnd"/>
+      <w:r>
+        <w:t>se = FALSE)</w:t>
+      </w:r>
+      <w:r>
+        <w:t>.</w:t>
+      </w:r>
+    </w:p>
+    <w:p>
+      <w:pPr>
+        <w:pStyle w:val="Prrafodelista"/>
+        <w:numPr>
+          <w:ilvl w:val="0"/>
+          <w:numId w:val="2"/>
+        </w:numPr>
+      </w:pPr>
+      <w:r>
+        <w:t>Modelo de regresión lineal múltiple</w:t>
+      </w:r>
+    </w:p>
+    <w:p>
+      <w:pPr>
+        <w:pStyle w:val="Ttulo2"/>
+      </w:pPr>
+      <w:r>
+        <w:t>Bloque 2</w:t>
+      </w:r>
+    </w:p>
+    <w:p>
+      <w:pPr>
+        <w:pStyle w:val="Prrafodelista"/>
+        <w:numPr>
+          <w:ilvl w:val="0"/>
+          <w:numId w:val="2"/>
+        </w:numPr>
+      </w:pPr>
+      <w:r>
+        <w:t>Modelo</w:t>
+      </w:r>
+      <w:r>
+        <w:t xml:space="preserve">s </w:t>
+      </w:r>
+      <w:r>
+        <w:t xml:space="preserve">con interacciones de variables </w:t>
+      </w:r>
+      <w:proofErr w:type="spellStart"/>
+      <w:r>
+        <w:t>dummy</w:t>
+      </w:r>
+      <w:proofErr w:type="spellEnd"/>
+      <w:r>
+        <w:t>.</w:t>
+      </w:r>
+    </w:p>
+    <w:p>
+      <w:pPr>
+        <w:pStyle w:val="Prrafodelista"/>
+        <w:numPr>
+          <w:ilvl w:val="0"/>
+          <w:numId w:val="2"/>
+        </w:numPr>
+      </w:pPr>
+      <w:r>
+        <w:t>Paradoja de Simpson y la importancia de añadir más variables explicativas.</w:t>
+      </w:r>
+    </w:p>
+    <w:p>
+      <w:pPr>
+        <w:pStyle w:val="Prrafodelista"/>
+        <w:numPr>
+          <w:ilvl w:val="0"/>
+          <w:numId w:val="2"/>
+        </w:numPr>
+      </w:pPr>
+      <w:r>
+        <w:t>Modelo</w:t>
+      </w:r>
+      <w:r>
+        <w:t>s</w:t>
+      </w:r>
+      <w:r>
+        <w:t xml:space="preserve"> con términos cuadráticos.</w:t>
+      </w:r>
+    </w:p>
+    <w:p>
+      <w:pPr>
+        <w:pStyle w:val="Prrafodelista"/>
+        <w:numPr>
+          <w:ilvl w:val="0"/>
+          <w:numId w:val="2"/>
+        </w:numPr>
+      </w:pPr>
+      <w:r>
+        <w:t>Gráficos e interpretaciones</w:t>
+      </w:r>
+    </w:p>
+    <w:p>
+      <w:pPr>
+        <w:pStyle w:val="Ttulo2"/>
+      </w:pPr>
+      <w:r>
+        <w:t>Bloque 3</w:t>
+      </w:r>
+    </w:p>
+    <w:p>
+      <w:pPr>
+        <w:pStyle w:val="Prrafodelista"/>
+        <w:numPr>
+          <w:ilvl w:val="0"/>
+          <w:numId w:val="2"/>
+        </w:numPr>
+      </w:pPr>
+      <w:r>
+        <w:t xml:space="preserve">Chequear supuestos con paquete </w:t>
+      </w:r>
+      <w:r>
+        <w:rPr>
+          <w:i/>
+          <w:iCs/>
+        </w:rPr>
+        <w:t>performance</w:t>
+      </w:r>
+    </w:p>
+    <w:p>
+      <w:pPr>
+        <w:pStyle w:val="Prrafodelista"/>
+        <w:numPr>
+          <w:ilvl w:val="0"/>
+          <w:numId w:val="2"/>
+        </w:numPr>
+      </w:pPr>
+      <w:r>
+        <w:t xml:space="preserve">Errores robustos a heterocedasticidad: </w:t>
+      </w:r>
+      <w:proofErr w:type="spellStart"/>
+      <w:r>
+        <w:t>lm_</w:t>
+      </w:r>
+      <w:proofErr w:type="gramStart"/>
+      <w:r>
+        <w:t>robust</w:t>
+      </w:r>
+      <w:proofErr w:type="spellEnd"/>
+      <w:r>
+        <w:t>(</w:t>
+      </w:r>
+      <w:proofErr w:type="gramEnd"/>
+      <w:r>
+        <w:t>)</w:t>
+      </w:r>
+    </w:p>
+    <w:p>
+      <w:pPr>
+        <w:pStyle w:val="Prrafodelista"/>
+        <w:numPr>
+          <w:ilvl w:val="0"/>
+          <w:numId w:val="2"/>
+        </w:numPr>
+      </w:pPr>
+      <w:r>
+        <w:t xml:space="preserve">Comparación de modelos y exportación de resultados a tablas </w:t>
+      </w:r>
+    </w:p>
     <w:sectPr>
       <w:pgSz w:w="11906" w:h="16838"/>
       <w:pgMar w:top="1417" w:right="1701" w:bottom="1417" w:left="1701" w:header="708" w:footer="708" w:gutter="0"/>
@@ -2689,6 +3335,98 @@
       <w:spacing w:val="5"/>
     </w:rPr>
   </w:style>
+  <w:style w:type="character" w:styleId="Textodelmarcadordeposicin">
+    <w:name w:val="Placeholder Text"/>
+    <w:basedOn w:val="Fuentedeprrafopredeter"/>
+    <w:uiPriority w:val="99"/>
+    <w:semiHidden/>
+    <w:rsid w:val="00CD7488"/>
+    <w:rPr>
+      <w:color w:val="666666"/>
+    </w:rPr>
+  </w:style>
+  <w:style w:type="paragraph" w:styleId="HTMLconformatoprevio">
+    <w:name w:val="HTML Preformatted"/>
+    <w:basedOn w:val="Normal"/>
+    <w:link w:val="HTMLconformatoprevioCar"/>
+    <w:uiPriority w:val="99"/>
+    <w:semiHidden/>
+    <w:unhideWhenUsed/>
+    <w:rsid w:val="00473416"/>
+    <w:pPr>
+      <w:tabs>
+        <w:tab w:val="left" w:pos="916"/>
+        <w:tab w:val="left" w:pos="1832"/>
+        <w:tab w:val="left" w:pos="2748"/>
+        <w:tab w:val="left" w:pos="3664"/>
+        <w:tab w:val="left" w:pos="4580"/>
+        <w:tab w:val="left" w:pos="5496"/>
+        <w:tab w:val="left" w:pos="6412"/>
+        <w:tab w:val="left" w:pos="7328"/>
+        <w:tab w:val="left" w:pos="8244"/>
+        <w:tab w:val="left" w:pos="9160"/>
+        <w:tab w:val="left" w:pos="10076"/>
+        <w:tab w:val="left" w:pos="10992"/>
+        <w:tab w:val="left" w:pos="11908"/>
+        <w:tab w:val="left" w:pos="12824"/>
+        <w:tab w:val="left" w:pos="13740"/>
+        <w:tab w:val="left" w:pos="14656"/>
+      </w:tabs>
+      <w:spacing w:after="0" w:line="240" w:lineRule="auto"/>
+    </w:pPr>
+    <w:rPr>
+      <w:rFonts w:ascii="Courier New" w:eastAsia="Times New Roman" w:hAnsi="Courier New" w:cs="Courier New"/>
+      <w:kern w:val="0"/>
+      <w:sz w:val="20"/>
+      <w:szCs w:val="20"/>
+      <w:lang w:eastAsia="es-ES"/>
+      <w14:ligatures w14:val="none"/>
+    </w:rPr>
+  </w:style>
+  <w:style w:type="character" w:customStyle="1" w:styleId="HTMLconformatoprevioCar">
+    <w:name w:val="HTML con formato previo Car"/>
+    <w:basedOn w:val="Fuentedeprrafopredeter"/>
+    <w:link w:val="HTMLconformatoprevio"/>
+    <w:uiPriority w:val="99"/>
+    <w:semiHidden/>
+    <w:rsid w:val="00473416"/>
+    <w:rPr>
+      <w:rFonts w:ascii="Courier New" w:eastAsia="Times New Roman" w:hAnsi="Courier New" w:cs="Courier New"/>
+      <w:kern w:val="0"/>
+      <w:sz w:val="20"/>
+      <w:szCs w:val="20"/>
+      <w:lang w:eastAsia="es-ES"/>
+      <w14:ligatures w14:val="none"/>
+    </w:rPr>
+  </w:style>
+  <w:style w:type="character" w:styleId="CdigoHTML">
+    <w:name w:val="HTML Code"/>
+    <w:basedOn w:val="Fuentedeprrafopredeter"/>
+    <w:uiPriority w:val="99"/>
+    <w:semiHidden/>
+    <w:unhideWhenUsed/>
+    <w:rsid w:val="00473416"/>
+    <w:rPr>
+      <w:rFonts w:ascii="Courier New" w:eastAsia="Times New Roman" w:hAnsi="Courier New" w:cs="Courier New"/>
+      <w:sz w:val="20"/>
+      <w:szCs w:val="20"/>
+    </w:rPr>
+  </w:style>
+  <w:style w:type="character" w:customStyle="1" w:styleId="fu">
+    <w:name w:val="fu"/>
+    <w:basedOn w:val="Fuentedeprrafopredeter"/>
+    <w:rsid w:val="00473416"/>
+  </w:style>
+  <w:style w:type="character" w:customStyle="1" w:styleId="at">
+    <w:name w:val="at"/>
+    <w:basedOn w:val="Fuentedeprrafopredeter"/>
+    <w:rsid w:val="00473416"/>
+  </w:style>
+  <w:style w:type="character" w:customStyle="1" w:styleId="cn">
+    <w:name w:val="cn"/>
+    <w:basedOn w:val="Fuentedeprrafopredeter"/>
+    <w:rsid w:val="00473416"/>
+  </w:style>
 </w:styles>
 </file>
 
